--- a/downloads/teacher/05 Materials/Unit 07/Handouts/Handout 07.08 - Customer Profile Interview Sheet and Numbers Page.docx
+++ b/downloads/teacher/05 Materials/Unit 07/Handouts/Handout 07.08 - Customer Profile Interview Sheet and Numbers Page.docx
@@ -838,17 +838,6 @@
     </w:tbl>
     <w:p>
       <w:pPr>
-        <w:pStyle w:val="BodyText"/>
-      </w:pPr>
-      <w:r>
-        <w:rPr>
-          <w:b/>
-        </w:rPr>
-        <w:t xml:space="preserve">[check with a native speaker]</w:t>
-      </w:r>
-    </w:p>
-    <w:p>
-      <w:pPr>
         <w:pStyle w:val="Heading2"/>
       </w:pPr>
       <w:bookmarkStart w:id="25" w:name="the-recording-rule"/>
@@ -3554,9 +3543,9 @@
       <w:pPr>
         <w:pStyle w:val="Heading2"/>
       </w:pPr>
-      <w:bookmarkStart w:id="39" w:name="word-bank-check-with-a-native-speaker"/>
-      <w:r>
-        <w:t xml:space="preserve">Word bank [check with a native speaker]</w:t>
+      <w:bookmarkStart w:id="39" w:name="word-bank"/>
+      <w:r>
+        <w:t xml:space="preserve">Word bank</w:t>
       </w:r>
       <w:bookmarkEnd w:id="39"/>
     </w:p>
